--- a/templates/FULL REPORT/NORMAL IR US TEV/tx-hv-sides.docx
+++ b/templates/FULL REPORT/NORMAL IR US TEV/tx-hv-sides.docx
@@ -1128,31 +1128,7 @@
                 <w:kern w:val="0"/>
                 <w14:ligatures w14:val="none"/>
               </w:rPr>
-              <w:object w:dxaOrig="225" w:dyaOrig="225" w14:anchorId="6523EE2D">
-                <v:shapetype id="_x0000_t75" coordsize="21600,21600" o:spt="75" o:preferrelative="t" path="m@4@5l@4@11@9@11@9@5xe" filled="f" stroked="f">
-                  <v:stroke joinstyle="miter"/>
-                  <v:formulas>
-                    <v:f eqn="if lineDrawn pixelLineWidth 0"/>
-                    <v:f eqn="sum @0 1 0"/>
-                    <v:f eqn="sum 0 0 @1"/>
-                    <v:f eqn="prod @2 1 2"/>
-                    <v:f eqn="prod @3 21600 pixelWidth"/>
-                    <v:f eqn="prod @3 21600 pixelHeight"/>
-                    <v:f eqn="sum @0 0 1"/>
-                    <v:f eqn="prod @6 1 2"/>
-                    <v:f eqn="prod @7 21600 pixelWidth"/>
-                    <v:f eqn="sum @8 21600 0"/>
-                    <v:f eqn="prod @7 21600 pixelHeight"/>
-                    <v:f eqn="sum @10 21600 0"/>
-                  </v:formulas>
-                  <v:path o:extrusionok="f" gradientshapeok="t" o:connecttype="rect"/>
-                  <o:lock v:ext="edit" aspectratio="t"/>
-                </v:shapetype>
-                <v:shape id="_x0000_i1027" type="#_x0000_t75" style="width:238.05pt;height:147.65pt" o:ole="">
-                  <v:imagedata r:id="rId7" o:title="" croptop="1206f" cropbottom="3617f" cropleft="781f" cropright="781f"/>
-                </v:shape>
-                <w:control r:id="rId8" w:name="CIRViewer1211111131" w:shapeid="_x0000_i1027"/>
-              </w:object>
+              <w:t>{{ ir.image }}</w:t>
             </w:r>
           </w:p>
         </w:tc>
@@ -1223,21 +1199,19 @@
               <w:rPr>
                 <w:rFonts w:cstheme="minorHAnsi"/>
               </w:rPr>
-              <w:t xml:space="preserve">{{ </w:t>
+              <w:t>{{ visual.image }}</w:t>
             </w:r>
             <w:proofErr w:type="spellStart"/>
             <w:r>
               <w:rPr>
                 <w:rFonts w:cstheme="minorHAnsi"/>
               </w:rPr>
-              <w:t>visual.image</w:t>
             </w:r>
             <w:proofErr w:type="spellEnd"/>
             <w:r>
               <w:rPr>
                 <w:rFonts w:cstheme="minorHAnsi"/>
               </w:rPr>
-              <w:t xml:space="preserve"> }}</w:t>
             </w:r>
           </w:p>
         </w:tc>
@@ -1556,39 +1530,35 @@
                 <w:sz w:val="20"/>
                 <w:szCs w:val="18"/>
               </w:rPr>
-              <w:fldChar w:fldCharType="begin"/>
-            </w:r>
-            <w:r>
-              <w:rPr>
-                <w:rFonts w:cstheme="minorHAnsi"/>
-                <w:sz w:val="20"/>
-                <w:szCs w:val="18"/>
-              </w:rPr>
-              <w:instrText xml:space="preserve">DOCVARIABLE _Fd969897654 \* MERGEFORMAT </w:instrText>
-            </w:r>
-            <w:r>
-              <w:rPr>
-                <w:rFonts w:cstheme="minorHAnsi"/>
-                <w:sz w:val="20"/>
-                <w:szCs w:val="18"/>
-              </w:rPr>
-              <w:fldChar w:fldCharType="separate"/>
-            </w:r>
-            <w:r>
-              <w:rPr>
-                <w:rFonts w:cstheme="minorHAnsi"/>
-                <w:sz w:val="20"/>
-                <w:szCs w:val="18"/>
-              </w:rPr>
-              <w:t xml:space="preserve">29.2 °C </w:t>
-            </w:r>
-            <w:r>
-              <w:rPr>
-                <w:rFonts w:cstheme="minorHAnsi"/>
-                <w:sz w:val="20"/>
-                <w:szCs w:val="18"/>
-              </w:rPr>
-              <w:fldChar w:fldCharType="end"/>
+              <w:t>{{ ir.sp1 }}</w:t>
+            </w:r>
+            <w:r>
+              <w:rPr>
+                <w:rFonts w:cstheme="minorHAnsi"/>
+                <w:sz w:val="20"/>
+                <w:szCs w:val="18"/>
+              </w:rPr>
+            </w:r>
+            <w:r>
+              <w:rPr>
+                <w:rFonts w:cstheme="minorHAnsi"/>
+                <w:sz w:val="20"/>
+                <w:szCs w:val="18"/>
+              </w:rPr>
+            </w:r>
+            <w:r>
+              <w:rPr>
+                <w:rFonts w:cstheme="minorHAnsi"/>
+                <w:sz w:val="20"/>
+                <w:szCs w:val="18"/>
+              </w:rPr>
+            </w:r>
+            <w:r>
+              <w:rPr>
+                <w:rFonts w:cstheme="minorHAnsi"/>
+                <w:sz w:val="20"/>
+                <w:szCs w:val="18"/>
+              </w:rPr>
             </w:r>
           </w:p>
         </w:tc>
@@ -1749,39 +1719,35 @@
                 <w:sz w:val="20"/>
                 <w:szCs w:val="18"/>
               </w:rPr>
-              <w:fldChar w:fldCharType="begin"/>
-            </w:r>
-            <w:r>
-              <w:rPr>
-                <w:rFonts w:cstheme="minorHAnsi"/>
-                <w:sz w:val="20"/>
-                <w:szCs w:val="18"/>
-              </w:rPr>
-              <w:instrText xml:space="preserve">DOCVARIABLE _Fd84227053 \* MERGEFORMAT </w:instrText>
-            </w:r>
-            <w:r>
-              <w:rPr>
-                <w:rFonts w:cstheme="minorHAnsi"/>
-                <w:sz w:val="20"/>
-                <w:szCs w:val="18"/>
-              </w:rPr>
-              <w:fldChar w:fldCharType="separate"/>
-            </w:r>
-            <w:r>
-              <w:rPr>
-                <w:rFonts w:cstheme="minorHAnsi"/>
-                <w:sz w:val="20"/>
-                <w:szCs w:val="18"/>
-              </w:rPr>
-              <w:t xml:space="preserve">28.8 °C </w:t>
-            </w:r>
-            <w:r>
-              <w:rPr>
-                <w:rFonts w:cstheme="minorHAnsi"/>
-                <w:sz w:val="20"/>
-                <w:szCs w:val="18"/>
-              </w:rPr>
-              <w:fldChar w:fldCharType="end"/>
+              <w:t>{{ ir.sp2 }}</w:t>
+            </w:r>
+            <w:r>
+              <w:rPr>
+                <w:rFonts w:cstheme="minorHAnsi"/>
+                <w:sz w:val="20"/>
+                <w:szCs w:val="18"/>
+              </w:rPr>
+            </w:r>
+            <w:r>
+              <w:rPr>
+                <w:rFonts w:cstheme="minorHAnsi"/>
+                <w:sz w:val="20"/>
+                <w:szCs w:val="18"/>
+              </w:rPr>
+            </w:r>
+            <w:r>
+              <w:rPr>
+                <w:rFonts w:cstheme="minorHAnsi"/>
+                <w:sz w:val="20"/>
+                <w:szCs w:val="18"/>
+              </w:rPr>
+            </w:r>
+            <w:r>
+              <w:rPr>
+                <w:rFonts w:cstheme="minorHAnsi"/>
+                <w:sz w:val="20"/>
+                <w:szCs w:val="18"/>
+              </w:rPr>
             </w:r>
           </w:p>
         </w:tc>
@@ -1964,39 +1930,35 @@
                 <w:sz w:val="20"/>
                 <w:szCs w:val="18"/>
               </w:rPr>
-              <w:fldChar w:fldCharType="begin"/>
-            </w:r>
-            <w:r>
-              <w:rPr>
-                <w:rFonts w:cstheme="minorHAnsi"/>
-                <w:sz w:val="20"/>
-                <w:szCs w:val="18"/>
-              </w:rPr>
-              <w:instrText xml:space="preserve">DOCVARIABLE _Fd731677485 \* MERGEFORMAT </w:instrText>
-            </w:r>
-            <w:r>
-              <w:rPr>
-                <w:rFonts w:cstheme="minorHAnsi"/>
-                <w:sz w:val="20"/>
-                <w:szCs w:val="18"/>
-              </w:rPr>
-              <w:fldChar w:fldCharType="separate"/>
-            </w:r>
-            <w:r>
-              <w:rPr>
-                <w:rFonts w:cstheme="minorHAnsi"/>
-                <w:sz w:val="20"/>
-                <w:szCs w:val="18"/>
-              </w:rPr>
-              <w:t xml:space="preserve">25.8 °C </w:t>
-            </w:r>
-            <w:r>
-              <w:rPr>
-                <w:rFonts w:cstheme="minorHAnsi"/>
-                <w:sz w:val="20"/>
-                <w:szCs w:val="18"/>
-              </w:rPr>
-              <w:fldChar w:fldCharType="end"/>
+              <w:t>{{ ir.ar1 or ir.reading }}</w:t>
+            </w:r>
+            <w:r>
+              <w:rPr>
+                <w:rFonts w:cstheme="minorHAnsi"/>
+                <w:sz w:val="20"/>
+                <w:szCs w:val="18"/>
+              </w:rPr>
+            </w:r>
+            <w:r>
+              <w:rPr>
+                <w:rFonts w:cstheme="minorHAnsi"/>
+                <w:sz w:val="20"/>
+                <w:szCs w:val="18"/>
+              </w:rPr>
+            </w:r>
+            <w:r>
+              <w:rPr>
+                <w:rFonts w:cstheme="minorHAnsi"/>
+                <w:sz w:val="20"/>
+                <w:szCs w:val="18"/>
+              </w:rPr>
+            </w:r>
+            <w:r>
+              <w:rPr>
+                <w:rFonts w:cstheme="minorHAnsi"/>
+                <w:sz w:val="20"/>
+                <w:szCs w:val="18"/>
+              </w:rPr>
             </w:r>
           </w:p>
         </w:tc>
@@ -2345,7 +2307,7 @@
                 <w:sz w:val="20"/>
                 <w:szCs w:val="20"/>
               </w:rPr>
-              <w:fldChar w:fldCharType="begin"/>
+              <w:t>{{ ir.delta_t }}</w:t>
             </w:r>
             <w:r>
               <w:rPr>
@@ -2353,7 +2315,6 @@
                 <w:sz w:val="20"/>
                 <w:szCs w:val="20"/>
               </w:rPr>
-              <w:instrText xml:space="preserve">DOCVARIABLE _Fd1285929424 \* MERGEFORMAT </w:instrText>
             </w:r>
             <w:r>
               <w:rPr>
@@ -2361,7 +2322,6 @@
                 <w:sz w:val="20"/>
                 <w:szCs w:val="20"/>
               </w:rPr>
-              <w:fldChar w:fldCharType="separate"/>
             </w:r>
             <w:r>
               <w:rPr>
@@ -2369,7 +2329,6 @@
                 <w:sz w:val="20"/>
                 <w:szCs w:val="20"/>
               </w:rPr>
-              <w:t xml:space="preserve">0.4 °C </w:t>
             </w:r>
             <w:r>
               <w:rPr>
@@ -2377,7 +2336,6 @@
                 <w:sz w:val="20"/>
                 <w:szCs w:val="20"/>
               </w:rPr>
-              <w:fldChar w:fldCharType="end"/>
             </w:r>
           </w:p>
         </w:tc>
@@ -2751,7 +2709,7 @@
                 <w:sz w:val="20"/>
                 <w:szCs w:val="18"/>
               </w:rPr>
-              <w:t xml:space="preserve">{{ </w:t>
+              <w:t>{{ ir.severity }}</w:t>
             </w:r>
             <w:proofErr w:type="spellStart"/>
             <w:r>
@@ -2760,7 +2718,6 @@
                 <w:sz w:val="20"/>
                 <w:szCs w:val="18"/>
               </w:rPr>
-              <w:t>ir.severity</w:t>
             </w:r>
             <w:proofErr w:type="spellEnd"/>
             <w:r>
@@ -2769,7 +2726,6 @@
                 <w:sz w:val="20"/>
                 <w:szCs w:val="18"/>
               </w:rPr>
-              <w:t xml:space="preserve"> }}</w:t>
             </w:r>
           </w:p>
         </w:tc>
@@ -5307,13 +5263,13 @@
                 <w:b/>
                 <w:i/>
               </w:rPr>
-              <w:t xml:space="preserve">Analysis: </w:t>
-            </w:r>
-            <w:r>
-              <w:rPr>
-                <w:rFonts w:cstheme="minorHAnsi"/>
-              </w:rPr>
-              <w:t>{{ analysis }}</w:t>
+              <w:t xml:space="preserve">Analysis:  </w:t>
+            </w:r>
+            <w:r>
+              <w:rPr>
+                <w:rFonts w:cstheme="minorHAnsi"/>
+              </w:rPr>
+              <w:t>{{ banner.analysis or analysis }}</w:t>
             </w:r>
           </w:p>
         </w:tc>
@@ -5347,8 +5303,7 @@
                 <w:noProof/>
                 <w:lang w:val="en-US"/>
               </w:rPr>
-              <w:lastRenderedPageBreak/>
-              <w:t xml:space="preserve">Recommendation: </w:t>
+              <w:t xml:space="preserve">Recommendation:  </w:t>
             </w:r>
             <w:r>
               <w:rPr>
@@ -5356,7 +5311,7 @@
                 <w:noProof/>
                 <w:lang w:val="en-US"/>
               </w:rPr>
-              <w:t xml:space="preserve"> </w:t>
+              <w:t>{{ banner.recommendation or recommendation }}</w:t>
             </w:r>
             <w:r>
               <w:rPr>
@@ -5364,7 +5319,6 @@
                 <w:noProof/>
                 <w:lang w:val="en-US"/>
               </w:rPr>
-              <w:t>{{ recommendation }}</w:t>
             </w:r>
           </w:p>
         </w:tc>

--- a/templates/FULL REPORT/NORMAL IR US TEV/tx-hv-sides.docx
+++ b/templates/FULL REPORT/NORMAL IR US TEV/tx-hv-sides.docx
@@ -162,21 +162,7 @@
               <w:rPr>
                 <w:rFonts w:cstheme="minorHAnsi"/>
               </w:rPr>
-              <w:t xml:space="preserve">{{ </w:t>
-            </w:r>
-            <w:proofErr w:type="spellStart"/>
-            <w:r>
-              <w:rPr>
-                <w:rFonts w:cstheme="minorHAnsi"/>
-              </w:rPr>
-              <w:t>substation.name_erms</w:t>
-            </w:r>
-            <w:proofErr w:type="spellEnd"/>
-            <w:r>
-              <w:rPr>
-                <w:rFonts w:cstheme="minorHAnsi"/>
-              </w:rPr>
-              <w:t xml:space="preserve"> }}</w:t>
+              <w:t>{{ substation.name_erms }}</w:t>
             </w:r>
           </w:p>
         </w:tc>
@@ -204,21 +190,7 @@
               <w:rPr>
                 <w:rFonts w:cstheme="minorHAnsi"/>
               </w:rPr>
-              <w:t xml:space="preserve">{{ </w:t>
-            </w:r>
-            <w:proofErr w:type="spellStart"/>
-            <w:r>
-              <w:rPr>
-                <w:rFonts w:cstheme="minorHAnsi"/>
-              </w:rPr>
-              <w:t>substation.date</w:t>
-            </w:r>
-            <w:proofErr w:type="spellEnd"/>
-            <w:r>
-              <w:rPr>
-                <w:rFonts w:cstheme="minorHAnsi"/>
-              </w:rPr>
-              <w:t xml:space="preserve"> }}</w:t>
+              <w:t>{{ substation.date }}</w:t>
             </w:r>
           </w:p>
         </w:tc>
@@ -330,21 +302,7 @@
               <w:rPr>
                 <w:rFonts w:cstheme="minorHAnsi"/>
               </w:rPr>
-              <w:t xml:space="preserve">{{ </w:t>
-            </w:r>
-            <w:proofErr w:type="spellStart"/>
-            <w:r>
-              <w:rPr>
-                <w:rFonts w:cstheme="minorHAnsi"/>
-              </w:rPr>
-              <w:t>tx.manufacturer</w:t>
-            </w:r>
-            <w:proofErr w:type="spellEnd"/>
-            <w:r>
-              <w:rPr>
-                <w:rFonts w:cstheme="minorHAnsi"/>
-              </w:rPr>
-              <w:t xml:space="preserve"> }}</w:t>
+              <w:t>{{ tx.manufacturer }}</w:t>
             </w:r>
           </w:p>
         </w:tc>
@@ -372,21 +330,7 @@
               <w:rPr>
                 <w:rFonts w:cstheme="minorHAnsi"/>
               </w:rPr>
-              <w:t xml:space="preserve">{{ </w:t>
-            </w:r>
-            <w:proofErr w:type="spellStart"/>
-            <w:r>
-              <w:rPr>
-                <w:rFonts w:cstheme="minorHAnsi"/>
-              </w:rPr>
-              <w:t>substation.time</w:t>
-            </w:r>
-            <w:proofErr w:type="spellEnd"/>
-            <w:r>
-              <w:rPr>
-                <w:rFonts w:cstheme="minorHAnsi"/>
-              </w:rPr>
-              <w:t xml:space="preserve"> }}</w:t>
+              <w:t>{{ substation.time }}</w:t>
             </w:r>
           </w:p>
         </w:tc>
@@ -452,21 +396,7 @@
               <w:rPr>
                 <w:rFonts w:cstheme="minorHAnsi"/>
               </w:rPr>
-              <w:t xml:space="preserve">{{ </w:t>
-            </w:r>
-            <w:proofErr w:type="spellStart"/>
-            <w:r>
-              <w:rPr>
-                <w:rFonts w:cstheme="minorHAnsi"/>
-              </w:rPr>
-              <w:t>tx.model</w:t>
-            </w:r>
-            <w:proofErr w:type="spellEnd"/>
-            <w:r>
-              <w:rPr>
-                <w:rFonts w:cstheme="minorHAnsi"/>
-              </w:rPr>
-              <w:t xml:space="preserve"> }}</w:t>
+              <w:t>{{ tx.model }}</w:t>
             </w:r>
           </w:p>
         </w:tc>
@@ -511,23 +441,7 @@
                 <w:rFonts w:cstheme="minorHAnsi"/>
                 <w:color w:val="000000"/>
               </w:rPr>
-              <w:t xml:space="preserve">{{ </w:t>
-            </w:r>
-            <w:proofErr w:type="spellStart"/>
-            <w:r>
-              <w:rPr>
-                <w:rFonts w:cstheme="minorHAnsi"/>
-                <w:color w:val="000000"/>
-              </w:rPr>
-              <w:t>tx.rating</w:t>
-            </w:r>
-            <w:proofErr w:type="spellEnd"/>
-            <w:r>
-              <w:rPr>
-                <w:rFonts w:cstheme="minorHAnsi"/>
-                <w:color w:val="000000"/>
-              </w:rPr>
-              <w:t xml:space="preserve"> }}</w:t>
+              <w:t>{{ tx.rating }}</w:t>
             </w:r>
           </w:p>
         </w:tc>
@@ -555,21 +469,7 @@
               <w:rPr>
                 <w:rFonts w:cstheme="minorHAnsi"/>
               </w:rPr>
-              <w:t xml:space="preserve">{{ </w:t>
-            </w:r>
-            <w:proofErr w:type="spellStart"/>
-            <w:r>
-              <w:rPr>
-                <w:rFonts w:cstheme="minorHAnsi"/>
-              </w:rPr>
-              <w:t>substation.humidity</w:t>
-            </w:r>
-            <w:proofErr w:type="spellEnd"/>
-            <w:r>
-              <w:rPr>
-                <w:rFonts w:cstheme="minorHAnsi"/>
-              </w:rPr>
-              <w:t xml:space="preserve"> }}</w:t>
+              <w:t>{{ substation.humidity }}</w:t>
             </w:r>
           </w:p>
         </w:tc>
@@ -633,21 +533,7 @@
               <w:rPr>
                 <w:rFonts w:cstheme="minorHAnsi"/>
               </w:rPr>
-              <w:t xml:space="preserve">{{ </w:t>
-            </w:r>
-            <w:proofErr w:type="spellStart"/>
-            <w:r>
-              <w:rPr>
-                <w:rFonts w:cstheme="minorHAnsi"/>
-              </w:rPr>
-              <w:t>tx.area</w:t>
-            </w:r>
-            <w:proofErr w:type="spellEnd"/>
-            <w:r>
-              <w:rPr>
-                <w:rFonts w:cstheme="minorHAnsi"/>
-              </w:rPr>
-              <w:t xml:space="preserve"> }}</w:t>
+              <w:t>{{ tx.area }}</w:t>
             </w:r>
           </w:p>
         </w:tc>
@@ -691,21 +577,7 @@
               <w:rPr>
                 <w:rFonts w:cstheme="minorHAnsi"/>
               </w:rPr>
-              <w:t xml:space="preserve">{{ </w:t>
-            </w:r>
-            <w:proofErr w:type="spellStart"/>
-            <w:r>
-              <w:rPr>
-                <w:rFonts w:cstheme="minorHAnsi"/>
-              </w:rPr>
-              <w:t>tx.number</w:t>
-            </w:r>
-            <w:proofErr w:type="spellEnd"/>
-            <w:r>
-              <w:rPr>
-                <w:rFonts w:cstheme="minorHAnsi"/>
-              </w:rPr>
-              <w:t xml:space="preserve"> }}</w:t>
+              <w:t>{{ tx.number }}</w:t>
             </w:r>
           </w:p>
         </w:tc>
@@ -757,21 +629,7 @@
               <w:rPr>
                 <w:rFonts w:cstheme="minorHAnsi"/>
               </w:rPr>
-              <w:t xml:space="preserve">{{ </w:t>
-            </w:r>
-            <w:proofErr w:type="spellStart"/>
-            <w:r>
-              <w:rPr>
-                <w:rFonts w:cstheme="minorHAnsi"/>
-              </w:rPr>
-              <w:t>tx.location</w:t>
-            </w:r>
-            <w:proofErr w:type="spellEnd"/>
-            <w:r>
-              <w:rPr>
-                <w:rFonts w:cstheme="minorHAnsi"/>
-              </w:rPr>
-              <w:t xml:space="preserve"> }}</w:t>
+              <w:t>{{ tx.location }}</w:t>
             </w:r>
           </w:p>
         </w:tc>
@@ -1128,7 +986,31 @@
                 <w:kern w:val="0"/>
                 <w14:ligatures w14:val="none"/>
               </w:rPr>
-              <w:t>{{ ir.image }}</w:t>
+              <w:object w:dxaOrig="225" w:dyaOrig="225" w14:anchorId="6523EE2D">
+                <v:shapetype id="_x0000_t75" coordsize="21600,21600" o:spt="75" o:preferrelative="t" path="m@4@5l@4@11@9@11@9@5xe" filled="f" stroked="f">
+                  <v:stroke joinstyle="miter"/>
+                  <v:formulas>
+                    <v:f eqn="if lineDrawn pixelLineWidth 0"/>
+                    <v:f eqn="sum @0 1 0"/>
+                    <v:f eqn="sum 0 0 @1"/>
+                    <v:f eqn="prod @2 1 2"/>
+                    <v:f eqn="prod @3 21600 pixelWidth"/>
+                    <v:f eqn="prod @3 21600 pixelHeight"/>
+                    <v:f eqn="sum @0 0 1"/>
+                    <v:f eqn="prod @6 1 2"/>
+                    <v:f eqn="prod @7 21600 pixelWidth"/>
+                    <v:f eqn="sum @8 21600 0"/>
+                    <v:f eqn="prod @7 21600 pixelHeight"/>
+                    <v:f eqn="sum @10 21600 0"/>
+                  </v:formulas>
+                  <v:path o:extrusionok="f" gradientshapeok="t" o:connecttype="rect"/>
+                  <o:lock v:ext="edit" aspectratio="t"/>
+                </v:shapetype>
+                <v:shape id="_x0000_i1029" type="#_x0000_t75" style="width:237.6pt;height:147.6pt" o:ole="">
+                  <v:imagedata r:id="rId7" o:title="" croptop="1206f" cropbottom="3617f" cropleft="781f" cropright="781f"/>
+                </v:shape>
+                <w:control r:id="rId8" w:name="CIRViewer1211111131" w:shapeid="_x0000_i1029"/>
+              </w:object>
             </w:r>
           </w:p>
         </w:tc>
@@ -1201,18 +1083,6 @@
               </w:rPr>
               <w:t>{{ visual.image }}</w:t>
             </w:r>
-            <w:proofErr w:type="spellStart"/>
-            <w:r>
-              <w:rPr>
-                <w:rFonts w:cstheme="minorHAnsi"/>
-              </w:rPr>
-            </w:r>
-            <w:proofErr w:type="spellEnd"/>
-            <w:r>
-              <w:rPr>
-                <w:rFonts w:cstheme="minorHAnsi"/>
-              </w:rPr>
-            </w:r>
           </w:p>
         </w:tc>
         <w:tc>
@@ -1530,7 +1400,7 @@
                 <w:sz w:val="20"/>
                 <w:szCs w:val="18"/>
               </w:rPr>
-              <w:t>{{ ir.sp1 }}</w:t>
+              <w:fldChar w:fldCharType="begin"/>
             </w:r>
             <w:r>
               <w:rPr>
@@ -1538,6 +1408,7 @@
                 <w:sz w:val="20"/>
                 <w:szCs w:val="18"/>
               </w:rPr>
+              <w:instrText xml:space="preserve">DOCVARIABLE _Fd1947060717 \* MERGEFORMAT </w:instrText>
             </w:r>
             <w:r>
               <w:rPr>
@@ -1545,6 +1416,7 @@
                 <w:sz w:val="20"/>
                 <w:szCs w:val="18"/>
               </w:rPr>
+              <w:fldChar w:fldCharType="separate"/>
             </w:r>
             <w:r>
               <w:rPr>
@@ -1552,6 +1424,7 @@
                 <w:sz w:val="20"/>
                 <w:szCs w:val="18"/>
               </w:rPr>
+              <w:t xml:space="preserve">29.2 °C </w:t>
             </w:r>
             <w:r>
               <w:rPr>
@@ -1559,6 +1432,7 @@
                 <w:sz w:val="20"/>
                 <w:szCs w:val="18"/>
               </w:rPr>
+              <w:fldChar w:fldCharType="end"/>
             </w:r>
           </w:p>
         </w:tc>
@@ -1719,7 +1593,7 @@
                 <w:sz w:val="20"/>
                 <w:szCs w:val="18"/>
               </w:rPr>
-              <w:t>{{ ir.sp2 }}</w:t>
+              <w:fldChar w:fldCharType="begin"/>
             </w:r>
             <w:r>
               <w:rPr>
@@ -1727,6 +1601,7 @@
                 <w:sz w:val="20"/>
                 <w:szCs w:val="18"/>
               </w:rPr>
+              <w:instrText xml:space="preserve">DOCVARIABLE _Fd1406125345 \* MERGEFORMAT </w:instrText>
             </w:r>
             <w:r>
               <w:rPr>
@@ -1734,6 +1609,7 @@
                 <w:sz w:val="20"/>
                 <w:szCs w:val="18"/>
               </w:rPr>
+              <w:fldChar w:fldCharType="separate"/>
             </w:r>
             <w:r>
               <w:rPr>
@@ -1741,6 +1617,7 @@
                 <w:sz w:val="20"/>
                 <w:szCs w:val="18"/>
               </w:rPr>
+              <w:t xml:space="preserve">28.8 °C </w:t>
             </w:r>
             <w:r>
               <w:rPr>
@@ -1748,6 +1625,7 @@
                 <w:sz w:val="20"/>
                 <w:szCs w:val="18"/>
               </w:rPr>
+              <w:fldChar w:fldCharType="end"/>
             </w:r>
           </w:p>
         </w:tc>
@@ -1820,25 +1698,7 @@
                 <w:sz w:val="20"/>
                 <w:szCs w:val="18"/>
               </w:rPr>
-              <w:t xml:space="preserve">{{ </w:t>
-            </w:r>
-            <w:proofErr w:type="spellStart"/>
-            <w:r>
-              <w:rPr>
-                <w:rFonts w:cstheme="minorHAnsi"/>
-                <w:sz w:val="20"/>
-                <w:szCs w:val="18"/>
-              </w:rPr>
-              <w:t>tx.serialnumber</w:t>
-            </w:r>
-            <w:proofErr w:type="spellEnd"/>
-            <w:r>
-              <w:rPr>
-                <w:rFonts w:cstheme="minorHAnsi"/>
-                <w:sz w:val="20"/>
-                <w:szCs w:val="18"/>
-              </w:rPr>
-              <w:t xml:space="preserve"> }}</w:t>
+              <w:t>{{ tx.serialnumber }}</w:t>
             </w:r>
           </w:p>
         </w:tc>
@@ -1930,7 +1790,7 @@
                 <w:sz w:val="20"/>
                 <w:szCs w:val="18"/>
               </w:rPr>
-              <w:t>{{ ir.ar1 or ir.reading }}</w:t>
+              <w:fldChar w:fldCharType="begin"/>
             </w:r>
             <w:r>
               <w:rPr>
@@ -1938,6 +1798,7 @@
                 <w:sz w:val="20"/>
                 <w:szCs w:val="18"/>
               </w:rPr>
+              <w:instrText xml:space="preserve">DOCVARIABLE _Fd1146430293 \* MERGEFORMAT </w:instrText>
             </w:r>
             <w:r>
               <w:rPr>
@@ -1945,6 +1806,7 @@
                 <w:sz w:val="20"/>
                 <w:szCs w:val="18"/>
               </w:rPr>
+              <w:fldChar w:fldCharType="separate"/>
             </w:r>
             <w:r>
               <w:rPr>
@@ -1952,6 +1814,7 @@
                 <w:sz w:val="20"/>
                 <w:szCs w:val="18"/>
               </w:rPr>
+              <w:t xml:space="preserve">25.8 °C </w:t>
             </w:r>
             <w:r>
               <w:rPr>
@@ -1959,6 +1822,7 @@
                 <w:sz w:val="20"/>
                 <w:szCs w:val="18"/>
               </w:rPr>
+              <w:fldChar w:fldCharType="end"/>
             </w:r>
           </w:p>
         </w:tc>
@@ -2123,25 +1987,7 @@
                 <w:sz w:val="20"/>
                 <w:szCs w:val="20"/>
               </w:rPr>
-              <w:t xml:space="preserve">{{ </w:t>
-            </w:r>
-            <w:proofErr w:type="spellStart"/>
-            <w:r>
-              <w:rPr>
-                <w:rFonts w:cstheme="minorHAnsi"/>
-                <w:sz w:val="20"/>
-                <w:szCs w:val="20"/>
-              </w:rPr>
-              <w:t>substation.ambient</w:t>
-            </w:r>
-            <w:proofErr w:type="spellEnd"/>
-            <w:r>
-              <w:rPr>
-                <w:rFonts w:cstheme="minorHAnsi"/>
-                <w:sz w:val="20"/>
-                <w:szCs w:val="20"/>
-              </w:rPr>
-              <w:t xml:space="preserve"> }}</w:t>
+              <w:t>{{ substation.ambient }}</w:t>
             </w:r>
           </w:p>
         </w:tc>
@@ -2307,7 +2153,7 @@
                 <w:sz w:val="20"/>
                 <w:szCs w:val="20"/>
               </w:rPr>
-              <w:t>{{ ir.delta_t }}</w:t>
+              <w:fldChar w:fldCharType="begin"/>
             </w:r>
             <w:r>
               <w:rPr>
@@ -2315,6 +2161,7 @@
                 <w:sz w:val="20"/>
                 <w:szCs w:val="20"/>
               </w:rPr>
+              <w:instrText xml:space="preserve">DOCVARIABLE _Fd506848005 \* MERGEFORMAT </w:instrText>
             </w:r>
             <w:r>
               <w:rPr>
@@ -2322,6 +2169,7 @@
                 <w:sz w:val="20"/>
                 <w:szCs w:val="20"/>
               </w:rPr>
+              <w:fldChar w:fldCharType="separate"/>
             </w:r>
             <w:r>
               <w:rPr>
@@ -2329,6 +2177,7 @@
                 <w:sz w:val="20"/>
                 <w:szCs w:val="20"/>
               </w:rPr>
+              <w:t xml:space="preserve">0.4 °C </w:t>
             </w:r>
             <w:r>
               <w:rPr>
@@ -2336,6 +2185,7 @@
                 <w:sz w:val="20"/>
                 <w:szCs w:val="20"/>
               </w:rPr>
+              <w:fldChar w:fldCharType="end"/>
             </w:r>
           </w:p>
         </w:tc>
@@ -2585,25 +2435,7 @@
                 <w:sz w:val="20"/>
                 <w:szCs w:val="18"/>
               </w:rPr>
-              <w:t xml:space="preserve">{{ </w:t>
-            </w:r>
-            <w:proofErr w:type="spellStart"/>
-            <w:r>
-              <w:rPr>
-                <w:rFonts w:cstheme="minorHAnsi"/>
-                <w:sz w:val="20"/>
-                <w:szCs w:val="18"/>
-              </w:rPr>
-              <w:t>tx.cabletype</w:t>
-            </w:r>
-            <w:proofErr w:type="spellEnd"/>
-            <w:r>
-              <w:rPr>
-                <w:rFonts w:cstheme="minorHAnsi"/>
-                <w:sz w:val="20"/>
-                <w:szCs w:val="18"/>
-              </w:rPr>
-              <w:t xml:space="preserve"> }}</w:t>
+              <w:t>{{ tx.cabletype }}</w:t>
             </w:r>
           </w:p>
         </w:tc>
@@ -2710,22 +2542,6 @@
                 <w:szCs w:val="18"/>
               </w:rPr>
               <w:t>{{ ir.severity }}</w:t>
-            </w:r>
-            <w:proofErr w:type="spellStart"/>
-            <w:r>
-              <w:rPr>
-                <w:rFonts w:ascii="Calibri" w:eastAsia="Calibri" w:hAnsi="Calibri" w:cs="Calibri"/>
-                <w:sz w:val="20"/>
-                <w:szCs w:val="18"/>
-              </w:rPr>
-            </w:r>
-            <w:proofErr w:type="spellEnd"/>
-            <w:r>
-              <w:rPr>
-                <w:rFonts w:ascii="Calibri" w:eastAsia="Calibri" w:hAnsi="Calibri" w:cs="Calibri"/>
-                <w:sz w:val="20"/>
-                <w:szCs w:val="18"/>
-              </w:rPr>
             </w:r>
           </w:p>
         </w:tc>
@@ -3862,21 +3678,7 @@
               <w:rPr>
                 <w:rFonts w:ascii="Calibri" w:eastAsia="Calibri" w:hAnsi="Calibri" w:cs="Calibri"/>
               </w:rPr>
-              <w:t xml:space="preserve"> {{ </w:t>
-            </w:r>
-            <w:proofErr w:type="spellStart"/>
-            <w:r>
-              <w:rPr>
-                <w:rFonts w:ascii="Calibri" w:eastAsia="Calibri" w:hAnsi="Calibri" w:cs="Calibri"/>
-              </w:rPr>
-              <w:t>us.reading</w:t>
-            </w:r>
-            <w:proofErr w:type="spellEnd"/>
-            <w:r>
-              <w:rPr>
-                <w:rFonts w:ascii="Calibri" w:eastAsia="Calibri" w:hAnsi="Calibri" w:cs="Calibri"/>
-              </w:rPr>
-              <w:t xml:space="preserve"> }}dB</w:t>
+              <w:t xml:space="preserve"> {{ us.reading }}dB</w:t>
             </w:r>
           </w:p>
         </w:tc>
@@ -4093,21 +3895,7 @@
               <w:rPr>
                 <w:rFonts w:ascii="Calibri" w:eastAsia="Calibri" w:hAnsi="Calibri" w:cs="Calibri"/>
               </w:rPr>
-              <w:t xml:space="preserve"> {{ </w:t>
-            </w:r>
-            <w:proofErr w:type="spellStart"/>
-            <w:r>
-              <w:rPr>
-                <w:rFonts w:ascii="Calibri" w:eastAsia="Calibri" w:hAnsi="Calibri" w:cs="Calibri"/>
-              </w:rPr>
-              <w:t>us.char</w:t>
-            </w:r>
-            <w:proofErr w:type="spellEnd"/>
-            <w:r>
-              <w:rPr>
-                <w:rFonts w:ascii="Calibri" w:eastAsia="Calibri" w:hAnsi="Calibri" w:cs="Calibri"/>
-              </w:rPr>
-              <w:t xml:space="preserve"> }}</w:t>
+              <w:t xml:space="preserve"> {{ us.char }}</w:t>
             </w:r>
           </w:p>
         </w:tc>
@@ -4389,21 +4177,7 @@
               <w:rPr>
                 <w:rFonts w:ascii="Calibri" w:eastAsia="Calibri" w:hAnsi="Calibri" w:cs="Calibri"/>
               </w:rPr>
-              <w:t xml:space="preserve"> {{ </w:t>
-            </w:r>
-            <w:proofErr w:type="spellStart"/>
-            <w:r>
-              <w:rPr>
-                <w:rFonts w:ascii="Calibri" w:eastAsia="Calibri" w:hAnsi="Calibri" w:cs="Calibri"/>
-              </w:rPr>
-              <w:t>us.severity</w:t>
-            </w:r>
-            <w:proofErr w:type="spellEnd"/>
-            <w:r>
-              <w:rPr>
-                <w:rFonts w:ascii="Calibri" w:eastAsia="Calibri" w:hAnsi="Calibri" w:cs="Calibri"/>
-              </w:rPr>
-              <w:t xml:space="preserve"> }}</w:t>
+              <w:t xml:space="preserve"> {{ us.severity }}</w:t>
             </w:r>
           </w:p>
         </w:tc>
@@ -5263,13 +5037,13 @@
                 <w:b/>
                 <w:i/>
               </w:rPr>
-              <w:t xml:space="preserve">Analysis:  </w:t>
-            </w:r>
-            <w:r>
-              <w:rPr>
-                <w:rFonts w:cstheme="minorHAnsi"/>
-              </w:rPr>
-              <w:t>{{ banner.analysis or analysis }}</w:t>
+              <w:t xml:space="preserve">Analysis: </w:t>
+            </w:r>
+            <w:r>
+              <w:rPr>
+                <w:rFonts w:cstheme="minorHAnsi"/>
+              </w:rPr>
+              <w:t>{{ analysis }}</w:t>
             </w:r>
           </w:p>
         </w:tc>
@@ -5303,7 +5077,8 @@
                 <w:noProof/>
                 <w:lang w:val="en-US"/>
               </w:rPr>
-              <w:t xml:space="preserve">Recommendation:  </w:t>
+              <w:lastRenderedPageBreak/>
+              <w:t xml:space="preserve">Recommendation: </w:t>
             </w:r>
             <w:r>
               <w:rPr>
@@ -5311,7 +5086,7 @@
                 <w:noProof/>
                 <w:lang w:val="en-US"/>
               </w:rPr>
-              <w:t>{{ banner.recommendation or recommendation }}</w:t>
+              <w:t xml:space="preserve"> </w:t>
             </w:r>
             <w:r>
               <w:rPr>
@@ -5319,6 +5094,7 @@
                 <w:noProof/>
                 <w:lang w:val="en-US"/>
               </w:rPr>
+              <w:t>{{ recommendation }}</w:t>
             </w:r>
           </w:p>
         </w:tc>

--- a/templates/FULL REPORT/NORMAL IR US TEV/tx-hv-sides.docx
+++ b/templates/FULL REPORT/NORMAL IR US TEV/tx-hv-sides.docx
@@ -388,13 +388,15 @@
               <w:ind w:left="139"/>
               <w:rPr>
                 <w:rFonts w:cstheme="minorHAnsi"/>
-                <w:sz w:val="14"/>
-                <w:szCs w:val="14"/>
-              </w:rPr>
-            </w:pPr>
-            <w:r>
-              <w:rPr>
-                <w:rFonts w:cstheme="minorHAnsi"/>
+                <w:sz w:val="16"/>
+                <w:szCs w:val="16"/>
+              </w:rPr>
+            </w:pPr>
+            <w:r>
+              <w:rPr>
+                <w:rFonts w:cstheme="minorHAnsi"/>
+                <w:sz w:val="16"/>
+                <w:szCs w:val="16"/>
               </w:rPr>
               <w:t>{{ tx.model }}</w:t>
             </w:r>
